--- a/forms/discharge-instructions.docx
+++ b/forms/discharge-instructions.docx
@@ -2,86 +2,6 @@
 <file path=word/document.xml><?xml version="1.0" encoding="utf-8"?>
 <w:document xmlns:wpc="http://schemas.microsoft.com/office/word/2010/wordprocessingCanvas" xmlns:mc="http://schemas.openxmlformats.org/markup-compatibility/2006" xmlns:o="urn:schemas-microsoft-com:office:office" xmlns:r="http://schemas.openxmlformats.org/officeDocument/2006/relationships" xmlns:m="http://schemas.openxmlformats.org/officeDocument/2006/math" xmlns:v="urn:schemas-microsoft-com:vml" xmlns:wp14="http://schemas.microsoft.com/office/word/2010/wordprocessingDrawing" xmlns:wp="http://schemas.openxmlformats.org/drawingml/2006/wordprocessingDrawing" xmlns:w10="urn:schemas-microsoft-com:office:word" xmlns:w="http://schemas.openxmlformats.org/wordprocessingml/2006/main" xmlns:w14="http://schemas.microsoft.com/office/word/2010/wordml" xmlns:w15="http://schemas.microsoft.com/office/word/2012/wordml" xmlns:wpg="http://schemas.microsoft.com/office/word/2010/wordprocessingGroup" xmlns:wpi="http://schemas.microsoft.com/office/word/2010/wordprocessingInk" xmlns:wne="http://schemas.microsoft.com/office/word/2006/wordml" xmlns:wps="http://schemas.microsoft.com/office/word/2010/wordprocessingShape" xmlns:cx="http://schemas.microsoft.com/office/drawing/2014/chartex" xmlns:cx1="http://schemas.microsoft.com/office/drawing/2015/9/8/chartex" xmlns:cx2="http://schemas.microsoft.com/office/drawing/2015/10/21/chartex" xmlns:cx3="http://schemas.microsoft.com/office/drawing/2016/5/9/chartex" xmlns:cx4="http://schemas.microsoft.com/office/drawing/2016/5/10/chartex" xmlns:cx5="http://schemas.microsoft.com/office/drawing/2016/5/11/chartex" xmlns:cx6="http://schemas.microsoft.com/office/drawing/2016/5/12/chartex" xmlns:cx7="http://schemas.microsoft.com/office/drawing/2016/5/13/chartex" xmlns:cx8="http://schemas.microsoft.com/office/drawing/2016/5/14/chartex" xmlns:aink="http://schemas.microsoft.com/office/drawing/2016/ink" xmlns:am3d="http://schemas.microsoft.com/office/drawing/2017/model3d" xmlns:w16cex="http://schemas.microsoft.com/office/word/2018/wordml/cex" xmlns:w16cid="http://schemas.microsoft.com/office/word/2016/wordml/cid" xmlns:w16="http://schemas.microsoft.com/office/word/2018/wordml" xmlns:w16sdtdh="http://schemas.microsoft.com/office/word/2020/wordml/sdtdatahash" xmlns:w16se="http://schemas.microsoft.com/office/word/2015/wordml/symex" mc:Ignorable="w14 w15 wp14">
   <w:body>
-    <w:p>
-      <w:pPr>
-        <w:spacing w:after="60"/>
-      </w:pPr>
-      <w:r>
-        <w:drawing>
-          <wp:inline distT="0" distB="0" distL="0" distR="0">
-            <wp:extent cx="1800225" cy="361950"/>
-            <wp:effectExtent t="0" r="0" b="0" l="0"/>
-            <wp:docPr id="1" name="" descr="" title=""/>
-            <wp:cNvGraphicFramePr>
-              <a:graphicFrameLocks xmlns:a="http://schemas.openxmlformats.org/drawingml/2006/main" noChangeAspect="1"/>
-            </wp:cNvGraphicFramePr>
-            <a:graphic xmlns:a="http://schemas.openxmlformats.org/drawingml/2006/main">
-              <a:graphicData uri="http://schemas.openxmlformats.org/drawingml/2006/picture">
-                <pic:pic xmlns:pic="http://schemas.openxmlformats.org/drawingml/2006/picture">
-                  <pic:nvPicPr>
-                    <pic:cNvPr id="0" name="" descr=""/>
-                    <pic:cNvPicPr>
-                      <a:picLocks noChangeAspect="1" noChangeArrowheads="1"/>
-                    </pic:cNvPicPr>
-                  </pic:nvPicPr>
-                  <pic:blipFill>
-                    <a:blip r:embed="rId7" cstate="none"/>
-                    <a:srcRect/>
-                    <a:stretch>
-                      <a:fillRect/>
-                    </a:stretch>
-                  </pic:blipFill>
-                  <pic:spPr bwMode="auto">
-                    <a:xfrm>
-                      <a:off x="0" y="0"/>
-                      <a:ext cx="1800225" cy="361950"/>
-                    </a:xfrm>
-                    <a:prstGeom prst="rect">
-                      <a:avLst/>
-                    </a:prstGeom>
-                  </pic:spPr>
-                </pic:pic>
-              </a:graphicData>
-            </a:graphic>
-          </wp:inline>
-        </w:drawing>
-      </w:r>
-    </w:p>
-    <w:p>
-      <w:pPr>
-        <w:pBdr>
-          <w:bottom w:val="single" w:color="035293" w:sz="18" w:space="6"/>
-        </w:pBdr>
-        <w:spacing w:after="30" w:line="500" w:lineRule="exact"/>
-      </w:pPr>
-      <w:r>
-        <w:rPr>
-          <w:rFonts w:ascii="Malgun Gothic" w:eastAsia="Malgun Gothic" w:hAnsi="Malgun Gothic"/>
-          <w:b/>
-          <w:bCs/>
-          <w:color w:val="023A68"/>
-          <w:sz w:val="34"/>
-          <w:szCs w:val="34"/>
-        </w:rPr>
-        <w:t xml:space="preserve">퇴원 안내문</w:t>
-      </w:r>
-    </w:p>
-    <w:p>
-      <w:pPr>
-        <w:spacing w:after="90" w:line="230" w:lineRule="exact"/>
-      </w:pPr>
-      <w:r>
-        <w:rPr>
-          <w:rFonts w:ascii="Malgun Gothic" w:eastAsia="Malgun Gothic" w:hAnsi="Malgun Gothic"/>
-          <w:b w:val="false"/>
-          <w:bCs w:val="false"/>
-          <w:color w:val="6B7683"/>
-          <w:sz w:val="15"/>
-          <w:szCs w:val="15"/>
-        </w:rPr>
-        <w:t xml:space="preserve">가정 투약 · 관리 · 재진 안내 — 2020 AAHA 마취·모니터링 가이드라인의 서면 지침 권고를 참고한 참고용 서식 (처방전이 아닙니다) / 서식번호 KAHA-F-2605</w:t>
-      </w:r>
-    </w:p>
     <w:tbl>
       <w:tblPr>
         <w:tblW w:type="dxa" w:w="10090"/>
@@ -98,33 +18,233 @@
         <w:gridCol w:w="10090"/>
       </w:tblGrid>
       <w:tr>
+        <w:trPr>
+          <w:trHeight w:val="620" w:hRule="exact"/>
+        </w:trPr>
         <w:tc>
           <w:tcPr>
             <w:tcW w:type="dxa" w:w="10090"/>
             <w:tcBorders>
-              <w:top w:val="single" w:color="B9CCDE" w:sz="4"/>
-              <w:left w:val="single" w:color="B9CCDE" w:sz="4"/>
-              <w:bottom w:val="single" w:color="B9CCDE" w:sz="4"/>
-              <w:right w:val="single" w:color="B9CCDE" w:sz="4"/>
-            </w:tcBorders>
-            <w:shd w:fill="035293" w:val="clear"/>
-            <w:tcMar>
-              <w:top w:type="dxa" w:w="36"/>
-              <w:left w:type="dxa" w:w="90"/>
-              <w:bottom w:type="dxa" w:w="36"/>
-              <w:right w:type="dxa" w:w="60"/>
-            </w:tcMar>
-            <w:vAlign w:val="center"/>
-          </w:tcPr>
-          <w:p>
-            <w:pPr>
-              <w:spacing w:after="0" w:before="0" w:line="266" w:lineRule="exact"/>
+              <w:top w:val="none" w:color="FFFFFF" w:sz="0"/>
+              <w:left w:val="none" w:color="FFFFFF" w:sz="0"/>
+              <w:bottom w:val="none" w:color="FFFFFF" w:sz="0"/>
+              <w:right w:val="none" w:color="FFFFFF" w:sz="0"/>
+            </w:tcBorders>
+            <w:tcMar>
+              <w:top w:type="dxa" w:w="0"/>
+              <w:left w:type="dxa" w:w="0"/>
+              <w:bottom w:type="dxa" w:w="0"/>
+              <w:right w:type="dxa" w:w="0"/>
+            </w:tcMar>
+            <w:vAlign w:val="center"/>
+          </w:tcPr>
+          <w:p>
+            <w:pPr>
+              <w:spacing w:after="0" w:before="0" w:line="600" w:lineRule="exact"/>
+            </w:pPr>
+            <w:r>
+              <w:drawing>
+                <wp:inline distT="0" distB="0" distL="0" distR="0">
+                  <wp:extent cx="1800225" cy="361950"/>
+                  <wp:effectExtent t="0" r="0" b="0" l="0"/>
+                  <wp:docPr id="1" name="" descr="" title=""/>
+                  <wp:cNvGraphicFramePr>
+                    <a:graphicFrameLocks xmlns:a="http://schemas.openxmlformats.org/drawingml/2006/main" noChangeAspect="1"/>
+                  </wp:cNvGraphicFramePr>
+                  <a:graphic xmlns:a="http://schemas.openxmlformats.org/drawingml/2006/main">
+                    <a:graphicData uri="http://schemas.openxmlformats.org/drawingml/2006/picture">
+                      <pic:pic xmlns:pic="http://schemas.openxmlformats.org/drawingml/2006/picture">
+                        <pic:nvPicPr>
+                          <pic:cNvPr id="0" name="" descr=""/>
+                          <pic:cNvPicPr>
+                            <a:picLocks noChangeAspect="1" noChangeArrowheads="1"/>
+                          </pic:cNvPicPr>
+                        </pic:nvPicPr>
+                        <pic:blipFill>
+                          <a:blip r:embed="rId7" cstate="none"/>
+                          <a:srcRect/>
+                          <a:stretch>
+                            <a:fillRect/>
+                          </a:stretch>
+                        </pic:blipFill>
+                        <pic:spPr bwMode="auto">
+                          <a:xfrm>
+                            <a:off x="0" y="0"/>
+                            <a:ext cx="1800225" cy="361950"/>
+                          </a:xfrm>
+                          <a:prstGeom prst="rect">
+                            <a:avLst/>
+                          </a:prstGeom>
+                        </pic:spPr>
+                      </pic:pic>
+                    </a:graphicData>
+                  </a:graphic>
+                </wp:inline>
+              </w:drawing>
+            </w:r>
+          </w:p>
+        </w:tc>
+      </w:tr>
+    </w:tbl>
+    <w:tbl>
+      <w:tblPr>
+        <w:tblW w:type="dxa" w:w="10090"/>
+        <w:tblBorders>
+          <w:top w:val="single" w:color="auto" w:sz="4"/>
+          <w:left w:val="single" w:color="auto" w:sz="4"/>
+          <w:bottom w:val="single" w:color="auto" w:sz="4"/>
+          <w:right w:val="single" w:color="auto" w:sz="4"/>
+          <w:insideH w:val="single" w:color="auto" w:sz="4"/>
+          <w:insideV w:val="single" w:color="auto" w:sz="4"/>
+        </w:tblBorders>
+      </w:tblPr>
+      <w:tblGrid>
+        <w:gridCol w:w="10090"/>
+      </w:tblGrid>
+      <w:tr>
+        <w:trPr>
+          <w:trHeight w:val="580" w:hRule="exact"/>
+        </w:trPr>
+        <w:tc>
+          <w:tcPr>
+            <w:tcW w:type="dxa" w:w="10090"/>
+            <w:tcBorders>
+              <w:top w:val="none" w:color="FFFFFF" w:sz="0"/>
+              <w:left w:val="none" w:color="FFFFFF" w:sz="0"/>
+              <w:bottom w:val="single" w:color="035293" w:sz="18"/>
+              <w:right w:val="none" w:color="FFFFFF" w:sz="0"/>
+            </w:tcBorders>
+            <w:tcMar>
+              <w:top w:type="dxa" w:w="0"/>
+              <w:left w:type="dxa" w:w="0"/>
+              <w:bottom w:type="dxa" w:w="60"/>
+              <w:right w:type="dxa" w:w="0"/>
+            </w:tcMar>
+            <w:vAlign w:val="center"/>
+          </w:tcPr>
+          <w:p>
+            <w:pPr>
+              <w:spacing w:after="0" w:before="0" w:line="476" w:lineRule="exact"/>
             </w:pPr>
             <w:r>
               <w:rPr>
                 <w:rFonts w:ascii="Malgun Gothic" w:eastAsia="Malgun Gothic" w:hAnsi="Malgun Gothic"/>
                 <w:b/>
                 <w:bCs/>
+                <w:snapToGrid w:val="false"/>
+                <w:color w:val="023A68"/>
+                <w:sz w:val="34"/>
+                <w:szCs w:val="34"/>
+              </w:rPr>
+              <w:t xml:space="preserve">퇴원 안내문</w:t>
+            </w:r>
+          </w:p>
+        </w:tc>
+      </w:tr>
+    </w:tbl>
+    <w:tbl>
+      <w:tblPr>
+        <w:tblW w:type="dxa" w:w="10090"/>
+        <w:tblBorders>
+          <w:top w:val="single" w:color="auto" w:sz="4"/>
+          <w:left w:val="single" w:color="auto" w:sz="4"/>
+          <w:bottom w:val="single" w:color="auto" w:sz="4"/>
+          <w:right w:val="single" w:color="auto" w:sz="4"/>
+          <w:insideH w:val="single" w:color="auto" w:sz="4"/>
+          <w:insideV w:val="single" w:color="auto" w:sz="4"/>
+        </w:tblBorders>
+      </w:tblPr>
+      <w:tblGrid>
+        <w:gridCol w:w="10090"/>
+      </w:tblGrid>
+      <w:tr>
+        <w:trPr>
+          <w:trHeight w:val="400" w:hRule="exact"/>
+        </w:trPr>
+        <w:tc>
+          <w:tcPr>
+            <w:tcW w:type="dxa" w:w="10090"/>
+            <w:tcBorders>
+              <w:top w:val="none" w:color="FFFFFF" w:sz="0"/>
+              <w:left w:val="none" w:color="FFFFFF" w:sz="0"/>
+              <w:bottom w:val="none" w:color="FFFFFF" w:sz="0"/>
+              <w:right w:val="none" w:color="FFFFFF" w:sz="0"/>
+            </w:tcBorders>
+            <w:tcMar>
+              <w:top w:type="dxa" w:w="40"/>
+              <w:left w:type="dxa" w:w="0"/>
+              <w:bottom w:type="dxa" w:w="0"/>
+              <w:right w:type="dxa" w:w="0"/>
+            </w:tcMar>
+            <w:vAlign w:val="center"/>
+          </w:tcPr>
+          <w:p>
+            <w:pPr>
+              <w:spacing w:after="0" w:before="0" w:line="210" w:lineRule="exact"/>
+            </w:pPr>
+            <w:r>
+              <w:rPr>
+                <w:rFonts w:ascii="Malgun Gothic" w:eastAsia="Malgun Gothic" w:hAnsi="Malgun Gothic"/>
+                <w:b w:val="false"/>
+                <w:bCs w:val="false"/>
+                <w:snapToGrid w:val="false"/>
+                <w:color w:val="6B7683"/>
+                <w:sz w:val="15"/>
+                <w:szCs w:val="15"/>
+              </w:rPr>
+              <w:t xml:space="preserve">가정 투약 · 관리 · 재진 안내 — 2020 AAHA 마취·모니터링 가이드라인의 서면 지침 권고를 참고한 참고용 서식 (처방전이 아닙니다) / 서식번호 KAHA-F-2605</w:t>
+            </w:r>
+          </w:p>
+        </w:tc>
+      </w:tr>
+    </w:tbl>
+    <w:tbl>
+      <w:tblPr>
+        <w:tblW w:type="dxa" w:w="10090"/>
+        <w:tblBorders>
+          <w:top w:val="single" w:color="auto" w:sz="4"/>
+          <w:left w:val="single" w:color="auto" w:sz="4"/>
+          <w:bottom w:val="single" w:color="auto" w:sz="4"/>
+          <w:right w:val="single" w:color="auto" w:sz="4"/>
+          <w:insideH w:val="single" w:color="auto" w:sz="4"/>
+          <w:insideV w:val="single" w:color="auto" w:sz="4"/>
+        </w:tblBorders>
+      </w:tblPr>
+      <w:tblGrid>
+        <w:gridCol w:w="10090"/>
+      </w:tblGrid>
+      <w:tr>
+        <w:trPr>
+          <w:trHeight w:val="340" w:hRule="exact"/>
+        </w:trPr>
+        <w:tc>
+          <w:tcPr>
+            <w:tcW w:type="dxa" w:w="10090"/>
+            <w:tcBorders>
+              <w:top w:val="single" w:color="B9CCDE" w:sz="4"/>
+              <w:left w:val="single" w:color="B9CCDE" w:sz="4"/>
+              <w:bottom w:val="single" w:color="B9CCDE" w:sz="4"/>
+              <w:right w:val="single" w:color="B9CCDE" w:sz="4"/>
+            </w:tcBorders>
+            <w:shd w:fill="035293" w:val="clear"/>
+            <w:tcMar>
+              <w:top w:type="dxa" w:w="36"/>
+              <w:left w:type="dxa" w:w="90"/>
+              <w:bottom w:type="dxa" w:w="36"/>
+              <w:right w:type="dxa" w:w="60"/>
+            </w:tcMar>
+            <w:vAlign w:val="center"/>
+          </w:tcPr>
+          <w:p>
+            <w:pPr>
+              <w:spacing w:after="0" w:before="0" w:line="266" w:lineRule="exact"/>
+            </w:pPr>
+            <w:r>
+              <w:rPr>
+                <w:rFonts w:ascii="Malgun Gothic" w:eastAsia="Malgun Gothic" w:hAnsi="Malgun Gothic"/>
+                <w:b/>
+                <w:bCs/>
+                <w:snapToGrid w:val="false"/>
                 <w:color w:val="FFFFFF"/>
                 <w:sz w:val="19"/>
                 <w:szCs w:val="19"/>
@@ -156,6 +276,9 @@
         <w:gridCol w:w="1790"/>
       </w:tblGrid>
       <w:tr>
+        <w:trPr>
+          <w:trHeight w:val="431" w:hRule="exact"/>
+        </w:trPr>
         <w:tc>
           <w:tcPr>
             <w:tcW w:type="dxa" w:w="1500"/>
@@ -183,6 +306,7 @@
                 <w:rFonts w:ascii="Malgun Gothic" w:eastAsia="Malgun Gothic" w:hAnsi="Malgun Gothic"/>
                 <w:b/>
                 <w:bCs/>
+                <w:snapToGrid w:val="false"/>
                 <w:color w:val="231916"/>
                 <w:sz w:val="18"/>
                 <w:szCs w:val="18"/>
@@ -241,6 +365,7 @@
                 <w:rFonts w:ascii="Malgun Gothic" w:eastAsia="Malgun Gothic" w:hAnsi="Malgun Gothic"/>
                 <w:b/>
                 <w:bCs/>
+                <w:snapToGrid w:val="false"/>
                 <w:color w:val="231916"/>
                 <w:sz w:val="18"/>
                 <w:szCs w:val="18"/>
@@ -299,6 +424,7 @@
                 <w:rFonts w:ascii="Malgun Gothic" w:eastAsia="Malgun Gothic" w:hAnsi="Malgun Gothic"/>
                 <w:b/>
                 <w:bCs/>
+                <w:snapToGrid w:val="false"/>
                 <w:color w:val="231916"/>
                 <w:sz w:val="18"/>
                 <w:szCs w:val="18"/>
@@ -332,6 +458,9 @@
         </w:tc>
       </w:tr>
       <w:tr>
+        <w:trPr>
+          <w:trHeight w:val="431" w:hRule="exact"/>
+        </w:trPr>
         <w:tc>
           <w:tcPr>
             <w:tcW w:type="dxa" w:w="1500"/>
@@ -359,6 +488,7 @@
                 <w:rFonts w:ascii="Malgun Gothic" w:eastAsia="Malgun Gothic" w:hAnsi="Malgun Gothic"/>
                 <w:b/>
                 <w:bCs/>
+                <w:snapToGrid w:val="false"/>
                 <w:color w:val="231916"/>
                 <w:sz w:val="18"/>
                 <w:szCs w:val="18"/>
@@ -417,6 +547,7 @@
                 <w:rFonts w:ascii="Malgun Gothic" w:eastAsia="Malgun Gothic" w:hAnsi="Malgun Gothic"/>
                 <w:b/>
                 <w:bCs/>
+                <w:snapToGrid w:val="false"/>
                 <w:color w:val="231916"/>
                 <w:sz w:val="18"/>
                 <w:szCs w:val="18"/>
@@ -475,6 +606,7 @@
                 <w:rFonts w:ascii="Malgun Gothic" w:eastAsia="Malgun Gothic" w:hAnsi="Malgun Gothic"/>
                 <w:b/>
                 <w:bCs/>
+                <w:snapToGrid w:val="false"/>
                 <w:color w:val="231916"/>
                 <w:sz w:val="18"/>
                 <w:szCs w:val="18"/>
@@ -525,6 +657,9 @@
         <w:gridCol w:w="7990"/>
       </w:tblGrid>
       <w:tr>
+        <w:trPr>
+          <w:trHeight w:val="431" w:hRule="exact"/>
+        </w:trPr>
         <w:tc>
           <w:tcPr>
             <w:tcW w:type="dxa" w:w="2100"/>
@@ -552,6 +687,7 @@
                 <w:rFonts w:ascii="Malgun Gothic" w:eastAsia="Malgun Gothic" w:hAnsi="Malgun Gothic"/>
                 <w:b/>
                 <w:bCs/>
+                <w:snapToGrid w:val="false"/>
                 <w:color w:val="231916"/>
                 <w:sz w:val="18"/>
                 <w:szCs w:val="18"/>
@@ -585,6 +721,9 @@
         </w:tc>
       </w:tr>
       <w:tr>
+        <w:trPr>
+          <w:trHeight w:val="431" w:hRule="exact"/>
+        </w:trPr>
         <w:tc>
           <w:tcPr>
             <w:tcW w:type="dxa" w:w="2100"/>
@@ -612,6 +751,7 @@
                 <w:rFonts w:ascii="Malgun Gothic" w:eastAsia="Malgun Gothic" w:hAnsi="Malgun Gothic"/>
                 <w:b/>
                 <w:bCs/>
+                <w:snapToGrid w:val="false"/>
                 <w:color w:val="231916"/>
                 <w:sz w:val="18"/>
                 <w:szCs w:val="18"/>
@@ -646,6 +786,7 @@
                 <w:rFonts w:ascii="Malgun Gothic" w:eastAsia="Malgun Gothic" w:hAnsi="Malgun Gothic"/>
                 <w:b w:val="false"/>
                 <w:bCs w:val="false"/>
+                <w:snapToGrid w:val="false"/>
                 <w:color w:val="231916"/>
                 <w:sz w:val="16"/>
                 <w:szCs w:val="16"/>
@@ -677,6 +818,9 @@
         <w:gridCol w:w="10090"/>
       </w:tblGrid>
       <w:tr>
+        <w:trPr>
+          <w:trHeight w:val="340" w:hRule="exact"/>
+        </w:trPr>
         <w:tc>
           <w:tcPr>
             <w:tcW w:type="dxa" w:w="10090"/>
@@ -704,6 +848,7 @@
                 <w:rFonts w:ascii="Malgun Gothic" w:eastAsia="Malgun Gothic" w:hAnsi="Malgun Gothic"/>
                 <w:b/>
                 <w:bCs/>
+                <w:snapToGrid w:val="false"/>
                 <w:color w:val="FFFFFF"/>
                 <w:sz w:val="19"/>
                 <w:szCs w:val="19"/>
@@ -737,6 +882,9 @@
         <w:gridCol w:w="1790"/>
       </w:tblGrid>
       <w:tr>
+        <w:trPr>
+          <w:trHeight w:val="400" w:hRule="exact"/>
+        </w:trPr>
         <w:tc>
           <w:tcPr>
             <w:tcW w:type="dxa" w:w="1500"/>
@@ -764,6 +912,7 @@
                 <w:rFonts w:ascii="Malgun Gothic" w:eastAsia="Malgun Gothic" w:hAnsi="Malgun Gothic"/>
                 <w:b/>
                 <w:bCs/>
+                <w:snapToGrid w:val="false"/>
                 <w:color w:val="023A68"/>
                 <w:sz w:val="15"/>
                 <w:szCs w:val="15"/>
@@ -799,6 +948,7 @@
                 <w:rFonts w:ascii="Malgun Gothic" w:eastAsia="Malgun Gothic" w:hAnsi="Malgun Gothic"/>
                 <w:b/>
                 <w:bCs/>
+                <w:snapToGrid w:val="false"/>
                 <w:color w:val="023A68"/>
                 <w:sz w:val="15"/>
                 <w:szCs w:val="15"/>
@@ -834,6 +984,7 @@
                 <w:rFonts w:ascii="Malgun Gothic" w:eastAsia="Malgun Gothic" w:hAnsi="Malgun Gothic"/>
                 <w:b/>
                 <w:bCs/>
+                <w:snapToGrid w:val="false"/>
                 <w:color w:val="023A68"/>
                 <w:sz w:val="15"/>
                 <w:szCs w:val="15"/>
@@ -869,6 +1020,7 @@
                 <w:rFonts w:ascii="Malgun Gothic" w:eastAsia="Malgun Gothic" w:hAnsi="Malgun Gothic"/>
                 <w:b/>
                 <w:bCs/>
+                <w:snapToGrid w:val="false"/>
                 <w:color w:val="023A68"/>
                 <w:sz w:val="15"/>
                 <w:szCs w:val="15"/>
@@ -904,6 +1056,7 @@
                 <w:rFonts w:ascii="Malgun Gothic" w:eastAsia="Malgun Gothic" w:hAnsi="Malgun Gothic"/>
                 <w:b/>
                 <w:bCs/>
+                <w:snapToGrid w:val="false"/>
                 <w:color w:val="023A68"/>
                 <w:sz w:val="15"/>
                 <w:szCs w:val="15"/>
@@ -939,6 +1092,7 @@
                 <w:rFonts w:ascii="Malgun Gothic" w:eastAsia="Malgun Gothic" w:hAnsi="Malgun Gothic"/>
                 <w:b/>
                 <w:bCs/>
+                <w:snapToGrid w:val="false"/>
                 <w:color w:val="023A68"/>
                 <w:sz w:val="15"/>
                 <w:szCs w:val="15"/>
@@ -974,6 +1128,7 @@
                 <w:rFonts w:ascii="Malgun Gothic" w:eastAsia="Malgun Gothic" w:hAnsi="Malgun Gothic"/>
                 <w:b/>
                 <w:bCs/>
+                <w:snapToGrid w:val="false"/>
                 <w:color w:val="023A68"/>
                 <w:sz w:val="15"/>
                 <w:szCs w:val="15"/>
@@ -1009,6 +1164,7 @@
                 <w:rFonts w:ascii="Malgun Gothic" w:eastAsia="Malgun Gothic" w:hAnsi="Malgun Gothic"/>
                 <w:b/>
                 <w:bCs/>
+                <w:snapToGrid w:val="false"/>
                 <w:color w:val="023A68"/>
                 <w:sz w:val="15"/>
                 <w:szCs w:val="15"/>
@@ -1019,6 +1175,9 @@
         </w:tc>
       </w:tr>
       <w:tr>
+        <w:trPr>
+          <w:trHeight w:val="400" w:hRule="exact"/>
+        </w:trPr>
         <w:tc>
           <w:tcPr>
             <w:tcW w:type="dxa" w:w="1500"/>
@@ -1205,6 +1364,9 @@
         </w:tc>
       </w:tr>
       <w:tr>
+        <w:trPr>
+          <w:trHeight w:val="400" w:hRule="exact"/>
+        </w:trPr>
         <w:tc>
           <w:tcPr>
             <w:tcW w:type="dxa" w:w="1500"/>
@@ -1391,6 +1553,9 @@
         </w:tc>
       </w:tr>
       <w:tr>
+        <w:trPr>
+          <w:trHeight w:val="400" w:hRule="exact"/>
+        </w:trPr>
         <w:tc>
           <w:tcPr>
             <w:tcW w:type="dxa" w:w="1500"/>
@@ -1593,6 +1758,9 @@
         <w:gridCol w:w="10090"/>
       </w:tblGrid>
       <w:tr>
+        <w:trPr>
+          <w:trHeight w:val="380" w:hRule="exact"/>
+        </w:trPr>
         <w:tc>
           <w:tcPr>
             <w:tcW w:type="dxa" w:w="10090"/>
@@ -1619,6 +1787,7 @@
                 <w:rFonts w:ascii="Malgun Gothic" w:eastAsia="Malgun Gothic" w:hAnsi="Malgun Gothic"/>
                 <w:b w:val="false"/>
                 <w:bCs w:val="false"/>
+                <w:snapToGrid w:val="false"/>
                 <w:color w:val="231916"/>
                 <w:sz w:val="18"/>
                 <w:szCs w:val="18"/>
@@ -1650,6 +1819,9 @@
         <w:gridCol w:w="10090"/>
       </w:tblGrid>
       <w:tr>
+        <w:trPr>
+          <w:trHeight w:val="340" w:hRule="exact"/>
+        </w:trPr>
         <w:tc>
           <w:tcPr>
             <w:tcW w:type="dxa" w:w="10090"/>
@@ -1677,6 +1849,7 @@
                 <w:rFonts w:ascii="Malgun Gothic" w:eastAsia="Malgun Gothic" w:hAnsi="Malgun Gothic"/>
                 <w:b/>
                 <w:bCs/>
+                <w:snapToGrid w:val="false"/>
                 <w:color w:val="FFFFFF"/>
                 <w:sz w:val="19"/>
                 <w:szCs w:val="19"/>
@@ -1710,6 +1883,9 @@
         <w:gridCol w:w="1272"/>
       </w:tblGrid>
       <w:tr>
+        <w:trPr>
+          <w:trHeight w:val="400" w:hRule="exact"/>
+        </w:trPr>
         <w:tc>
           <w:tcPr>
             <w:tcW w:type="dxa" w:w="1210"/>
@@ -1761,6 +1937,7 @@
                 <w:rFonts w:ascii="Malgun Gothic" w:eastAsia="Malgun Gothic" w:hAnsi="Malgun Gothic"/>
                 <w:b/>
                 <w:bCs/>
+                <w:snapToGrid w:val="false"/>
                 <w:color w:val="023A68"/>
                 <w:sz w:val="15"/>
                 <w:szCs w:val="15"/>
@@ -1796,6 +1973,7 @@
                 <w:rFonts w:ascii="Malgun Gothic" w:eastAsia="Malgun Gothic" w:hAnsi="Malgun Gothic"/>
                 <w:b/>
                 <w:bCs/>
+                <w:snapToGrid w:val="false"/>
                 <w:color w:val="023A68"/>
                 <w:sz w:val="15"/>
                 <w:szCs w:val="15"/>
@@ -1831,6 +2009,7 @@
                 <w:rFonts w:ascii="Malgun Gothic" w:eastAsia="Malgun Gothic" w:hAnsi="Malgun Gothic"/>
                 <w:b/>
                 <w:bCs/>
+                <w:snapToGrid w:val="false"/>
                 <w:color w:val="023A68"/>
                 <w:sz w:val="15"/>
                 <w:szCs w:val="15"/>
@@ -1866,6 +2045,7 @@
                 <w:rFonts w:ascii="Malgun Gothic" w:eastAsia="Malgun Gothic" w:hAnsi="Malgun Gothic"/>
                 <w:b/>
                 <w:bCs/>
+                <w:snapToGrid w:val="false"/>
                 <w:color w:val="023A68"/>
                 <w:sz w:val="15"/>
                 <w:szCs w:val="15"/>
@@ -1901,6 +2081,7 @@
                 <w:rFonts w:ascii="Malgun Gothic" w:eastAsia="Malgun Gothic" w:hAnsi="Malgun Gothic"/>
                 <w:b/>
                 <w:bCs/>
+                <w:snapToGrid w:val="false"/>
                 <w:color w:val="023A68"/>
                 <w:sz w:val="15"/>
                 <w:szCs w:val="15"/>
@@ -1936,6 +2117,7 @@
                 <w:rFonts w:ascii="Malgun Gothic" w:eastAsia="Malgun Gothic" w:hAnsi="Malgun Gothic"/>
                 <w:b/>
                 <w:bCs/>
+                <w:snapToGrid w:val="false"/>
                 <w:color w:val="023A68"/>
                 <w:sz w:val="15"/>
                 <w:szCs w:val="15"/>
@@ -1971,6 +2153,7 @@
                 <w:rFonts w:ascii="Malgun Gothic" w:eastAsia="Malgun Gothic" w:hAnsi="Malgun Gothic"/>
                 <w:b/>
                 <w:bCs/>
+                <w:snapToGrid w:val="false"/>
                 <w:color w:val="023A68"/>
                 <w:sz w:val="15"/>
                 <w:szCs w:val="15"/>
@@ -1981,6 +2164,9 @@
         </w:tc>
       </w:tr>
       <w:tr>
+        <w:trPr>
+          <w:trHeight w:val="400" w:hRule="exact"/>
+        </w:trPr>
         <w:tc>
           <w:tcPr>
             <w:tcW w:type="dxa" w:w="1210"/>
@@ -2008,6 +2194,7 @@
                 <w:rFonts w:ascii="Malgun Gothic" w:eastAsia="Malgun Gothic" w:hAnsi="Malgun Gothic"/>
                 <w:b/>
                 <w:bCs/>
+                <w:snapToGrid w:val="false"/>
                 <w:color w:val="023A68"/>
                 <w:sz w:val="16"/>
                 <w:szCs w:val="16"/>
@@ -2179,6 +2366,9 @@
         </w:tc>
       </w:tr>
       <w:tr>
+        <w:trPr>
+          <w:trHeight w:val="400" w:hRule="exact"/>
+        </w:trPr>
         <w:tc>
           <w:tcPr>
             <w:tcW w:type="dxa" w:w="1210"/>
@@ -2206,6 +2396,7 @@
                 <w:rFonts w:ascii="Malgun Gothic" w:eastAsia="Malgun Gothic" w:hAnsi="Malgun Gothic"/>
                 <w:b/>
                 <w:bCs/>
+                <w:snapToGrid w:val="false"/>
                 <w:color w:val="023A68"/>
                 <w:sz w:val="16"/>
                 <w:szCs w:val="16"/>
@@ -2398,6 +2589,9 @@
         <w:gridCol w:w="10090"/>
       </w:tblGrid>
       <w:tr>
+        <w:trPr>
+          <w:trHeight w:val="340" w:hRule="exact"/>
+        </w:trPr>
         <w:tc>
           <w:tcPr>
             <w:tcW w:type="dxa" w:w="10090"/>
@@ -2425,6 +2619,7 @@
                 <w:rFonts w:ascii="Malgun Gothic" w:eastAsia="Malgun Gothic" w:hAnsi="Malgun Gothic"/>
                 <w:b/>
                 <w:bCs/>
+                <w:snapToGrid w:val="false"/>
                 <w:color w:val="FFFFFF"/>
                 <w:sz w:val="19"/>
                 <w:szCs w:val="19"/>
@@ -2452,6 +2647,9 @@
         <w:gridCol w:w="8190"/>
       </w:tblGrid>
       <w:tr>
+        <w:trPr>
+          <w:trHeight w:val="400" w:hRule="exact"/>
+        </w:trPr>
         <w:tc>
           <w:tcPr>
             <w:tcW w:type="dxa" w:w="1900"/>
@@ -2479,6 +2677,7 @@
                 <w:rFonts w:ascii="Malgun Gothic" w:eastAsia="Malgun Gothic" w:hAnsi="Malgun Gothic"/>
                 <w:b/>
                 <w:bCs/>
+                <w:snapToGrid w:val="false"/>
                 <w:color w:val="231916"/>
                 <w:sz w:val="18"/>
                 <w:szCs w:val="18"/>
@@ -2513,6 +2712,7 @@
                 <w:rFonts w:ascii="Malgun Gothic" w:eastAsia="Malgun Gothic" w:hAnsi="Malgun Gothic"/>
                 <w:b w:val="false"/>
                 <w:bCs w:val="false"/>
+                <w:snapToGrid w:val="false"/>
                 <w:color w:val="231916"/>
                 <w:sz w:val="16"/>
                 <w:szCs w:val="16"/>
@@ -2523,6 +2723,9 @@
         </w:tc>
       </w:tr>
       <w:tr>
+        <w:trPr>
+          <w:trHeight w:val="400" w:hRule="exact"/>
+        </w:trPr>
         <w:tc>
           <w:tcPr>
             <w:tcW w:type="dxa" w:w="1900"/>
@@ -2550,6 +2753,7 @@
                 <w:rFonts w:ascii="Malgun Gothic" w:eastAsia="Malgun Gothic" w:hAnsi="Malgun Gothic"/>
                 <w:b/>
                 <w:bCs/>
+                <w:snapToGrid w:val="false"/>
                 <w:color w:val="231916"/>
                 <w:sz w:val="18"/>
                 <w:szCs w:val="18"/>
@@ -2584,6 +2788,7 @@
                 <w:rFonts w:ascii="Malgun Gothic" w:eastAsia="Malgun Gothic" w:hAnsi="Malgun Gothic"/>
                 <w:b w:val="false"/>
                 <w:bCs w:val="false"/>
+                <w:snapToGrid w:val="false"/>
                 <w:color w:val="231916"/>
                 <w:sz w:val="16"/>
                 <w:szCs w:val="16"/>
@@ -2594,6 +2799,9 @@
         </w:tc>
       </w:tr>
       <w:tr>
+        <w:trPr>
+          <w:trHeight w:val="400" w:hRule="exact"/>
+        </w:trPr>
         <w:tc>
           <w:tcPr>
             <w:tcW w:type="dxa" w:w="1900"/>
@@ -2621,6 +2829,7 @@
                 <w:rFonts w:ascii="Malgun Gothic" w:eastAsia="Malgun Gothic" w:hAnsi="Malgun Gothic"/>
                 <w:b/>
                 <w:bCs/>
+                <w:snapToGrid w:val="false"/>
                 <w:color w:val="231916"/>
                 <w:sz w:val="18"/>
                 <w:szCs w:val="18"/>
@@ -2655,6 +2864,7 @@
                 <w:rFonts w:ascii="Malgun Gothic" w:eastAsia="Malgun Gothic" w:hAnsi="Malgun Gothic"/>
                 <w:b w:val="false"/>
                 <w:bCs w:val="false"/>
+                <w:snapToGrid w:val="false"/>
                 <w:color w:val="231916"/>
                 <w:sz w:val="16"/>
                 <w:szCs w:val="16"/>
@@ -2665,6 +2875,9 @@
         </w:tc>
       </w:tr>
       <w:tr>
+        <w:trPr>
+          <w:trHeight w:val="400" w:hRule="exact"/>
+        </w:trPr>
         <w:tc>
           <w:tcPr>
             <w:tcW w:type="dxa" w:w="1900"/>
@@ -2692,6 +2905,7 @@
                 <w:rFonts w:ascii="Malgun Gothic" w:eastAsia="Malgun Gothic" w:hAnsi="Malgun Gothic"/>
                 <w:b/>
                 <w:bCs/>
+                <w:snapToGrid w:val="false"/>
                 <w:color w:val="231916"/>
                 <w:sz w:val="18"/>
                 <w:szCs w:val="18"/>
@@ -2725,6 +2939,9 @@
         </w:tc>
       </w:tr>
       <w:tr>
+        <w:trPr>
+          <w:trHeight w:val="400" w:hRule="exact"/>
+        </w:trPr>
         <w:tc>
           <w:tcPr>
             <w:tcW w:type="dxa" w:w="1900"/>
@@ -2752,6 +2969,7 @@
                 <w:rFonts w:ascii="Malgun Gothic" w:eastAsia="Malgun Gothic" w:hAnsi="Malgun Gothic"/>
                 <w:b/>
                 <w:bCs/>
+                <w:snapToGrid w:val="false"/>
                 <w:color w:val="231916"/>
                 <w:sz w:val="18"/>
                 <w:szCs w:val="18"/>
@@ -2786,6 +3004,7 @@
                 <w:rFonts w:ascii="Malgun Gothic" w:eastAsia="Malgun Gothic" w:hAnsi="Malgun Gothic"/>
                 <w:b w:val="false"/>
                 <w:bCs w:val="false"/>
+                <w:snapToGrid w:val="false"/>
                 <w:color w:val="231916"/>
                 <w:sz w:val="16"/>
                 <w:szCs w:val="16"/>
@@ -2817,6 +3036,9 @@
         <w:gridCol w:w="10090"/>
       </w:tblGrid>
       <w:tr>
+        <w:trPr>
+          <w:trHeight w:val="340" w:hRule="exact"/>
+        </w:trPr>
         <w:tc>
           <w:tcPr>
             <w:tcW w:type="dxa" w:w="10090"/>
@@ -2844,6 +3066,7 @@
                 <w:rFonts w:ascii="Malgun Gothic" w:eastAsia="Malgun Gothic" w:hAnsi="Malgun Gothic"/>
                 <w:b/>
                 <w:bCs/>
+                <w:snapToGrid w:val="false"/>
                 <w:color w:val="FFFFFF"/>
                 <w:sz w:val="19"/>
                 <w:szCs w:val="19"/>
@@ -2873,6 +3096,9 @@
         <w:gridCol w:w="3690"/>
       </w:tblGrid>
       <w:tr>
+        <w:trPr>
+          <w:trHeight w:val="431" w:hRule="exact"/>
+        </w:trPr>
         <w:tc>
           <w:tcPr>
             <w:tcW w:type="dxa" w:w="1700"/>
@@ -2900,6 +3126,7 @@
                 <w:rFonts w:ascii="Malgun Gothic" w:eastAsia="Malgun Gothic" w:hAnsi="Malgun Gothic"/>
                 <w:b/>
                 <w:bCs/>
+                <w:snapToGrid w:val="false"/>
                 <w:color w:val="231916"/>
                 <w:sz w:val="18"/>
                 <w:szCs w:val="18"/>
@@ -2934,6 +3161,7 @@
                 <w:rFonts w:ascii="Malgun Gothic" w:eastAsia="Malgun Gothic" w:hAnsi="Malgun Gothic"/>
                 <w:b w:val="false"/>
                 <w:bCs w:val="false"/>
+                <w:snapToGrid w:val="false"/>
                 <w:color w:val="231916"/>
                 <w:sz w:val="18"/>
                 <w:szCs w:val="18"/>
@@ -2969,6 +3197,7 @@
                 <w:rFonts w:ascii="Malgun Gothic" w:eastAsia="Malgun Gothic" w:hAnsi="Malgun Gothic"/>
                 <w:b/>
                 <w:bCs/>
+                <w:snapToGrid w:val="false"/>
                 <w:color w:val="231916"/>
                 <w:sz w:val="18"/>
                 <w:szCs w:val="18"/>
@@ -3003,6 +3232,7 @@
                 <w:rFonts w:ascii="Malgun Gothic" w:eastAsia="Malgun Gothic" w:hAnsi="Malgun Gothic"/>
                 <w:b w:val="false"/>
                 <w:bCs w:val="false"/>
+                <w:snapToGrid w:val="false"/>
                 <w:color w:val="231916"/>
                 <w:sz w:val="16"/>
                 <w:szCs w:val="16"/>
@@ -3029,6 +3259,9 @@
         <w:gridCol w:w="10090"/>
       </w:tblGrid>
       <w:tr>
+        <w:trPr>
+          <w:trHeight w:val="340" w:hRule="exact"/>
+        </w:trPr>
         <w:tc>
           <w:tcPr>
             <w:tcW w:type="dxa" w:w="10090"/>
@@ -3055,6 +3288,7 @@
                 <w:rFonts w:ascii="Malgun Gothic" w:eastAsia="Malgun Gothic" w:hAnsi="Malgun Gothic"/>
                 <w:b w:val="false"/>
                 <w:bCs w:val="false"/>
+                <w:snapToGrid w:val="false"/>
                 <w:color w:val="231916"/>
                 <w:sz w:val="18"/>
                 <w:szCs w:val="18"/>
@@ -3065,6 +3299,9 @@
         </w:tc>
       </w:tr>
       <w:tr>
+        <w:trPr>
+          <w:trHeight w:val="700" w:hRule="exact"/>
+        </w:trPr>
         <w:tc>
           <w:tcPr>
             <w:tcW w:type="dxa" w:w="10090"/>
@@ -3114,6 +3351,9 @@
         <w:gridCol w:w="3690"/>
       </w:tblGrid>
       <w:tr>
+        <w:trPr>
+          <w:trHeight w:val="431" w:hRule="exact"/>
+        </w:trPr>
         <w:tc>
           <w:tcPr>
             <w:tcW w:type="dxa" w:w="1700"/>
@@ -3141,6 +3381,7 @@
                 <w:rFonts w:ascii="Malgun Gothic" w:eastAsia="Malgun Gothic" w:hAnsi="Malgun Gothic"/>
                 <w:b/>
                 <w:bCs/>
+                <w:snapToGrid w:val="false"/>
                 <w:color w:val="231916"/>
                 <w:sz w:val="18"/>
                 <w:szCs w:val="18"/>
@@ -3199,6 +3440,7 @@
                 <w:rFonts w:ascii="Malgun Gothic" w:eastAsia="Malgun Gothic" w:hAnsi="Malgun Gothic"/>
                 <w:b/>
                 <w:bCs/>
+                <w:snapToGrid w:val="false"/>
                 <w:color w:val="231916"/>
                 <w:sz w:val="18"/>
                 <w:szCs w:val="18"/>
@@ -3232,22 +3474,62 @@
         </w:tc>
       </w:tr>
     </w:tbl>
-    <w:p>
-      <w:pPr>
-        <w:spacing w:after="0" w:before="0" w:line="196" w:lineRule="exact"/>
-      </w:pPr>
-      <w:r>
-        <w:rPr>
-          <w:rFonts w:ascii="Malgun Gothic" w:eastAsia="Malgun Gothic" w:hAnsi="Malgun Gothic"/>
-          <w:b w:val="false"/>
-          <w:bCs w:val="false"/>
-          <w:color w:val="6B7683"/>
-          <w:sz w:val="14"/>
-          <w:szCs w:val="14"/>
-        </w:rPr>
-        <w:t xml:space="preserve">※ 마취 후에는 회복기에 상태가 변할 수 있습니다. 퇴원 후 몇 시간 동안 특히 주의 깊게 지켜봐 주십시오.</w:t>
-      </w:r>
-    </w:p>
+    <w:tbl>
+      <w:tblPr>
+        <w:tblW w:type="dxa" w:w="10090"/>
+        <w:tblBorders>
+          <w:top w:val="single" w:color="auto" w:sz="4"/>
+          <w:left w:val="single" w:color="auto" w:sz="4"/>
+          <w:bottom w:val="single" w:color="auto" w:sz="4"/>
+          <w:right w:val="single" w:color="auto" w:sz="4"/>
+          <w:insideH w:val="single" w:color="auto" w:sz="4"/>
+          <w:insideV w:val="single" w:color="auto" w:sz="4"/>
+        </w:tblBorders>
+      </w:tblPr>
+      <w:tblGrid>
+        <w:gridCol w:w="10090"/>
+      </w:tblGrid>
+      <w:tr>
+        <w:trPr>
+          <w:trHeight w:val="300" w:hRule="exact"/>
+        </w:trPr>
+        <w:tc>
+          <w:tcPr>
+            <w:tcW w:type="dxa" w:w="10090"/>
+            <w:tcBorders>
+              <w:top w:val="none" w:color="FFFFFF" w:sz="0"/>
+              <w:left w:val="none" w:color="FFFFFF" w:sz="0"/>
+              <w:bottom w:val="none" w:color="FFFFFF" w:sz="0"/>
+              <w:right w:val="none" w:color="FFFFFF" w:sz="0"/>
+            </w:tcBorders>
+            <w:tcMar>
+              <w:top w:type="dxa" w:w="0"/>
+              <w:left w:type="dxa" w:w="60"/>
+              <w:bottom w:type="dxa" w:w="0"/>
+              <w:right w:type="dxa" w:w="60"/>
+            </w:tcMar>
+            <w:vAlign w:val="center"/>
+          </w:tcPr>
+          <w:p>
+            <w:pPr>
+              <w:spacing w:after="0" w:before="0" w:line="196" w:lineRule="exact"/>
+            </w:pPr>
+            <w:r>
+              <w:rPr>
+                <w:rFonts w:ascii="Malgun Gothic" w:eastAsia="Malgun Gothic" w:hAnsi="Malgun Gothic"/>
+                <w:b w:val="false"/>
+                <w:bCs w:val="false"/>
+                <w:snapToGrid w:val="false"/>
+                <w:color w:val="6B7683"/>
+                <w:sz w:val="14"/>
+                <w:szCs w:val="14"/>
+              </w:rPr>
+              <w:t xml:space="preserve">※ 마취 후에는 회복기에 상태가 변할 수 있습니다. 퇴원 후 몇 시간 동안 특히 주의 깊게 지켜봐 주십시오.</w:t>
+            </w:r>
+          </w:p>
+        </w:tc>
+      </w:tr>
+    </w:tbl>
     <w:p>
       <w:pPr>
         <w:spacing w:after="0" w:before="0" w:line="90" w:lineRule="exact"/>
@@ -3269,6 +3551,9 @@
         <w:gridCol w:w="10090"/>
       </w:tblGrid>
       <w:tr>
+        <w:trPr>
+          <w:trHeight w:val="380" w:hRule="exact"/>
+        </w:trPr>
         <w:tc>
           <w:tcPr>
             <w:tcW w:type="dxa" w:w="10090"/>
@@ -3295,6 +3580,7 @@
                 <w:rFonts w:ascii="Malgun Gothic" w:eastAsia="Malgun Gothic" w:hAnsi="Malgun Gothic"/>
                 <w:b w:val="false"/>
                 <w:bCs w:val="false"/>
+                <w:snapToGrid w:val="false"/>
                 <w:color w:val="231916"/>
                 <w:sz w:val="18"/>
                 <w:szCs w:val="18"/>
@@ -3331,6 +3617,9 @@
         <w:gridCol w:w="1690"/>
       </w:tblGrid>
       <w:tr>
+        <w:trPr>
+          <w:trHeight w:val="560" w:hRule="exact"/>
+        </w:trPr>
         <w:tc>
           <w:tcPr>
             <w:tcW w:type="dxa" w:w="1100"/>
@@ -3358,6 +3647,7 @@
                 <w:rFonts w:ascii="Malgun Gothic" w:eastAsia="Malgun Gothic" w:hAnsi="Malgun Gothic"/>
                 <w:b/>
                 <w:bCs/>
+                <w:snapToGrid w:val="false"/>
                 <w:color w:val="231916"/>
                 <w:sz w:val="18"/>
                 <w:szCs w:val="18"/>
@@ -3392,6 +3682,7 @@
                 <w:rFonts w:ascii="Malgun Gothic" w:eastAsia="Malgun Gothic" w:hAnsi="Malgun Gothic"/>
                 <w:b w:val="false"/>
                 <w:bCs w:val="false"/>
+                <w:snapToGrid w:val="false"/>
                 <w:color w:val="231916"/>
                 <w:sz w:val="18"/>
                 <w:szCs w:val="18"/>
@@ -3427,6 +3718,7 @@
                 <w:rFonts w:ascii="Malgun Gothic" w:eastAsia="Malgun Gothic" w:hAnsi="Malgun Gothic"/>
                 <w:b/>
                 <w:bCs/>
+                <w:snapToGrid w:val="false"/>
                 <w:color w:val="231916"/>
                 <w:sz w:val="18"/>
                 <w:szCs w:val="18"/>
@@ -3461,6 +3753,7 @@
                 <w:rFonts w:ascii="Malgun Gothic" w:eastAsia="Malgun Gothic" w:hAnsi="Malgun Gothic"/>
                 <w:b w:val="false"/>
                 <w:bCs w:val="false"/>
+                <w:snapToGrid w:val="false"/>
                 <w:color w:val="231916"/>
                 <w:sz w:val="18"/>
                 <w:szCs w:val="18"/>
@@ -3496,6 +3789,7 @@
                 <w:rFonts w:ascii="Malgun Gothic" w:eastAsia="Malgun Gothic" w:hAnsi="Malgun Gothic"/>
                 <w:b/>
                 <w:bCs/>
+                <w:snapToGrid w:val="false"/>
                 <w:color w:val="231916"/>
                 <w:sz w:val="18"/>
                 <w:szCs w:val="18"/>
@@ -3530,11 +3824,68 @@
                 <w:rFonts w:ascii="Malgun Gothic" w:eastAsia="Malgun Gothic" w:hAnsi="Malgun Gothic"/>
                 <w:b w:val="false"/>
                 <w:bCs w:val="false"/>
+                <w:snapToGrid w:val="false"/>
                 <w:color w:val="231916"/>
                 <w:sz w:val="18"/>
                 <w:szCs w:val="18"/>
               </w:rPr>
               <w:t xml:space="preserve">성명 : ______ (서명)</w:t>
+            </w:r>
+          </w:p>
+        </w:tc>
+      </w:tr>
+    </w:tbl>
+    <w:tbl>
+      <w:tblPr>
+        <w:tblW w:type="dxa" w:w="10090"/>
+        <w:tblBorders>
+          <w:top w:val="single" w:color="auto" w:sz="4"/>
+          <w:left w:val="single" w:color="auto" w:sz="4"/>
+          <w:bottom w:val="single" w:color="auto" w:sz="4"/>
+          <w:right w:val="single" w:color="auto" w:sz="4"/>
+          <w:insideH w:val="single" w:color="auto" w:sz="4"/>
+          <w:insideV w:val="single" w:color="auto" w:sz="4"/>
+        </w:tblBorders>
+      </w:tblPr>
+      <w:tblGrid>
+        <w:gridCol w:w="10090"/>
+      </w:tblGrid>
+      <w:tr>
+        <w:trPr>
+          <w:trHeight w:val="320" w:hRule="exact"/>
+        </w:trPr>
+        <w:tc>
+          <w:tcPr>
+            <w:tcW w:type="dxa" w:w="10090"/>
+            <w:tcBorders>
+              <w:top w:val="single" w:color="035293" w:sz="8"/>
+              <w:left w:val="none" w:color="FFFFFF" w:sz="0"/>
+              <w:bottom w:val="none" w:color="FFFFFF" w:sz="0"/>
+              <w:right w:val="none" w:color="FFFFFF" w:sz="0"/>
+            </w:tcBorders>
+            <w:tcMar>
+              <w:top w:type="dxa" w:w="60"/>
+              <w:left w:type="dxa" w:w="0"/>
+              <w:bottom w:type="dxa" w:w="0"/>
+              <w:right w:type="dxa" w:w="0"/>
+            </w:tcMar>
+            <w:vAlign w:val="center"/>
+          </w:tcPr>
+          <w:p>
+            <w:pPr>
+              <w:spacing w:after="0" w:before="0" w:line="196" w:lineRule="exact"/>
+            </w:pPr>
+            <w:r>
+              <w:rPr>
+                <w:rFonts w:ascii="Malgun Gothic" w:eastAsia="Malgun Gothic" w:hAnsi="Malgun Gothic"/>
+                <w:b w:val="false"/>
+                <w:bCs w:val="false"/>
+                <w:snapToGrid w:val="false"/>
+                <w:color w:val="6B7683"/>
+                <w:sz w:val="14"/>
+                <w:szCs w:val="14"/>
+              </w:rPr>
+              <w:t xml:space="preserve">사단법인 한국동물병원협회 · 회원병원 실무 소식지 제공 양식 (KAHA-F-2605) — 병원 실정에 맞게 수정 후 사용하십시오.</w:t>
             </w:r>
           </w:p>
         </w:tc>
@@ -3542,22 +3893,8 @@
     </w:tbl>
     <w:p>
       <w:pPr>
-        <w:pBdr>
-          <w:top w:val="single" w:color="035293" w:sz="8" w:space="4"/>
-        </w:pBdr>
-        <w:spacing w:before="80" w:line="210" w:lineRule="exact"/>
+        <w:spacing w:after="0" w:before="0" w:line="120" w:lineRule="exact"/>
       </w:pPr>
-      <w:r>
-        <w:rPr>
-          <w:rFonts w:ascii="Malgun Gothic" w:eastAsia="Malgun Gothic" w:hAnsi="Malgun Gothic"/>
-          <w:b w:val="false"/>
-          <w:bCs w:val="false"/>
-          <w:color w:val="6B7683"/>
-          <w:sz w:val="14"/>
-          <w:szCs w:val="14"/>
-        </w:rPr>
-        <w:t xml:space="preserve">사단법인 한국동물병원협회 · 회원병원 실무 소식지 제공 양식 (KAHA-F-2605) — 병원 실정에 맞게 수정 후 사용하십시오.</w:t>
-      </w:r>
     </w:p>
     <w:sectPr>
       <w:pgSz w:w="11906" w:h="16838" w:orient="portrait"/>
